--- a/applications/test-application/cover_letter.docx
+++ b/applications/test-application/cover_letter.docx
@@ -10,7 +10,7 @@
         <w:rPr>
           <w:rFonts w:ascii="Arial" w:hAnsi="Arial"/>
           <w:b/>
-          <w:sz w:val="32"/>
+          <w:sz w:val="36"/>
         </w:rPr>
         <w:t>Elizabeth Njuguna</w:t>
       </w:r>
@@ -39,9 +39,10 @@
         <w:t>linkedin.com/in/elizabeth-njuguna-432951371 | github.com/Elizabeth-NN</w:t>
       </w:r>
     </w:p>
+    <w:p/>
     <w:p>
       <w:pPr>
-        <w:spacing w:after="160" w:line="259" w:lineRule="auto"/>
+        <w:spacing w:after="160"/>
       </w:pPr>
       <w:r>
         <w:rPr>
@@ -53,55 +54,55 @@
     </w:p>
     <w:p>
       <w:pPr>
-        <w:spacing w:after="160" w:line="259" w:lineRule="auto"/>
+        <w:spacing w:after="160"/>
       </w:pPr>
       <w:r>
         <w:rPr>
           <w:rFonts w:ascii="Arial" w:hAnsi="Arial"/>
           <w:sz w:val="21"/>
         </w:rPr>
-        <w:t>I am writing to express my interest in the Full Stack Developer position at Test Company. As a Junior Software Developer with hands-on experience building web applications and backend services, I am excited about the opportunity to contribute my technical skills to your team.</w:t>
+        <w:t>I am writing to express my interest in the Backend Developer position at Test Company. As a Junior Software Developer with hands-on experience in backend development, REST API development, and database implementation, I am excited about the opportunity to contribute my technical skills to your team.</w:t>
       </w:r>
     </w:p>
     <w:p>
       <w:pPr>
-        <w:spacing w:after="160" w:line="259" w:lineRule="auto"/>
+        <w:spacing w:after="160"/>
       </w:pPr>
       <w:r>
         <w:rPr>
           <w:rFonts w:ascii="Arial" w:hAnsi="Arial"/>
           <w:sz w:val="21"/>
         </w:rPr>
-        <w:t>My technical background includes Python, Flask, REST APIs, JavaScript, SQL, and Git. I have experience working across both frontend and backend development, including building web interfaces, developing backend services, designing databases, and integrating REST APIs.</w:t>
+        <w:t>My technical background includes Python, Flask, REST APIs, SQL, Git. I have practical experience developing backend functionality, building REST APIs, working with databases, and contributing to team-based software projects.</w:t>
       </w:r>
     </w:p>
     <w:p>
       <w:pPr>
-        <w:spacing w:after="160" w:line="259" w:lineRule="auto"/>
+        <w:spacing w:after="160"/>
       </w:pPr>
       <w:r>
         <w:rPr>
           <w:rFonts w:ascii="Arial" w:hAnsi="Arial"/>
           <w:sz w:val="21"/>
         </w:rPr>
-        <w:t>In my role as Software Engineering Intern at F-Bridge Africa, I gained practical experience in developed rest apis using python and flask for a production project. collaborated with the development team to deliver backend functionality on schedule. This experience strengthened my ability to collaborate with development teams, understand technical requirements, and deliver reliable solutions.</w:t>
+        <w:t>During my experience as Software Engineering Intern at F-Bridge Africa, I developed REST APIs using Python and Flask for a production project. I also collaborated with the development team to deliver backend functionality on schedule. This experience strengthened my ability to understand technical requirements, collaborate with development teams, and deliver reliable software functionality.</w:t>
       </w:r>
     </w:p>
     <w:p>
       <w:pPr>
-        <w:spacing w:after="160" w:line="259" w:lineRule="auto"/>
+        <w:spacing w:after="160"/>
       </w:pPr>
       <w:r>
         <w:rPr>
           <w:rFonts w:ascii="Arial" w:hAnsi="Arial"/>
           <w:sz w:val="21"/>
         </w:rPr>
-        <w:t>Through projects including HealthHub, Moringa Innovation Marketplace, and Maji-Mazuri React App, I have applied my knowledge of software development in practical settings. These projects involved areas such as backend development, frontend development, database design, REST APIs, and team collaboration.</w:t>
+        <w:t>Through projects including Moringa Innovation Marketplace, HealthHub, Maji-Mazuri CLI App, I have applied my knowledge of backend development, REST APIs, database design, and full-stack application development. These projects have given me practical experience working through technical requirements and contributing to complete software solutions.</w:t>
       </w:r>
     </w:p>
     <w:p>
       <w:pPr>
-        <w:spacing w:after="160" w:line="259" w:lineRule="auto"/>
+        <w:spacing w:after="160"/>
       </w:pPr>
       <w:r>
         <w:rPr>
@@ -113,7 +114,7 @@
     </w:p>
     <w:p>
       <w:pPr>
-        <w:spacing w:after="160" w:line="259" w:lineRule="auto"/>
+        <w:spacing w:after="160"/>
       </w:pPr>
       <w:r>
         <w:rPr>
@@ -498,6 +499,9 @@
     <w:name w:val="Normal"/>
     <w:qFormat/>
     <w:rsid w:val="00FC693F"/>
+    <w:pPr>
+      <w:spacing w:after="120"/>
+    </w:pPr>
     <w:rPr>
       <w:rFonts w:ascii="Arial" w:hAnsi="Arial"/>
       <w:sz w:val="21"/>
